--- a/There are estimated to be around 10.docx
+++ b/There are estimated to be around 10.docx
@@ -199,10 +199,85 @@
         <w:t>##</w:t>
       </w:r>
       <w:r>
+        <w:t xml:space="preserve"> About me (Hamad Alajeel)</w:t>
+      </w:r>
+      <w:r>
         <w:br/>
       </w:r>
     </w:p>
-    <w:p/>
+    <w:p>
+      <w:r>
+        <w:t xml:space="preserve">Hi! I’m Hamad Alajeel. </w:t>
+      </w:r>
+      <w:r>
+        <w:t xml:space="preserve">Aside from my immense love of birds, </w:t>
+      </w:r>
+      <w:r>
+        <w:t>I have a bachelor's and master’s degree in electrical engineering from UCSD. My research focus in my master’s program was Machine Learning</w:t>
+      </w:r>
+      <w:r>
+        <w:t xml:space="preserve"> and data science. </w:t>
+      </w:r>
+      <w:r>
+        <w:t xml:space="preserve">I am enthusiastic about ML engineering and building systems that provide real impact to people. </w:t>
+      </w:r>
+      <w:r>
+        <w:t xml:space="preserve">During </w:t>
+      </w:r>
+      <w:r>
+        <w:t>my master’s program</w:t>
+      </w:r>
+      <w:r>
+        <w:t xml:space="preserve">, I worked on both generative and discriminative ML projects ranging from improving the ability of a </w:t>
+      </w:r>
+      <w:r>
+        <w:t>Variational Autoencoder</w:t>
+      </w:r>
+      <w:r>
+        <w:t xml:space="preserve"> to recommend novel movie selections </w:t>
+      </w:r>
+      <w:r>
+        <w:t xml:space="preserve">for </w:t>
+      </w:r>
+      <w:r>
+        <w:t>IMDB users to training a diffusion model to up-sample low dose CT scans to higher dose X-ray scans usi</w:t>
+      </w:r>
+      <w:r>
+        <w:t xml:space="preserve">ng a novel diffusion training algorithm. The projects I worked on were completed on Jupiter and google collab notebooks which didn’t expose me to the production reality of ML </w:t>
+      </w:r>
+      <w:proofErr w:type="gramStart"/>
+      <w:r>
+        <w:t>where</w:t>
+      </w:r>
+      <w:proofErr w:type="gramEnd"/>
+      <w:r>
+        <w:t xml:space="preserve"> developing an algorithm for training and evaluating model performance was only a small fraction of the full deployment cycle of ML systems. Since then, I’ve worked on small projects with different tools </w:t>
+      </w:r>
+      <w:r>
+        <w:t>and cloud</w:t>
+      </w:r>
+      <w:r>
+        <w:t xml:space="preserve"> services such as AWS and Microsoft Azure to bridge the gap between theory that I learnt in school and industry tools</w:t>
+      </w:r>
+      <w:r>
+        <w:t xml:space="preserve"> and concepts used for production-grade systems. I have experience working at two AI startups. At the first, I improved their voice agent capabilities by equipping them with a tool that interfaced with google calendar’s API to know exactly what other time slots were available for meetings between leads and business’s and suggest these next time slots. This made their voice agents more human-like and made the flow of the conversation smoother. I am currently working with another startup to build their backend infrastructure to support their goals to use AI integration to </w:t>
+      </w:r>
+      <w:r>
+        <w:t>streamline tedious</w:t>
+      </w:r>
+      <w:r>
+        <w:t xml:space="preserve"> processes between different parties in the real estate market on one platform. My LinkedIn and </w:t>
+      </w:r>
+      <w:r>
+        <w:t>GitHub</w:t>
+      </w:r>
+      <w:r>
+        <w:t xml:space="preserve"> pages can be accessed through the clickable links on the navigation bar, and </w:t>
+      </w:r>
+      <w:r>
+        <w:t>I am open to communicating with anyone through email: hamad.alajeel2019@gmail.com.</w:t>
+      </w:r>
+    </w:p>
     <w:sectPr>
       <w:pgSz w:w="11906" w:h="16838"/>
       <w:pgMar w:top="1440" w:right="1440" w:bottom="1440" w:left="1440" w:header="708" w:footer="708" w:gutter="0"/>
